--- a/word_reports/LP_0239_위치_704_Mercedes Sosa_Mercedes So.docx
+++ b/word_reports/LP_0239_위치_704_Mercedes Sosa_Mercedes So.docx
@@ -4,7 +4,7 @@
   <w:body>
     <w:p>
       <w:pPr>
-        <w:spacing w:after="280"/>
+        <w:spacing w:after="80"/>
       </w:pPr>
       <w:r>
         <w:rPr w:rFonts="맑은 고딕">
@@ -13,94 +13,47 @@
           <w:color w:val="1E3A8A"/>
           <w:sz w:val="30"/>
         </w:rPr>
-        <w:t>[704] Mercedes Sosa - Mercedes Sosa en Argentina (더블)</w:t>
+        <w:t>Mercedes Sosa (메르세데스 소사) - Mercedes Sosa en Argentina (더블)</w:t>
       </w:r>
     </w:p>
     <w:p>
       <w:pPr>
-        <w:spacing w:after="320"/>
+        <w:spacing w:after="240"/>
       </w:pPr>
       <w:r>
         <w:rPr w:rFonts="맑은 고딕">
           <w:rFonts w:ascii="맑은 고딕" w:hAnsi="맑은 고딕" w:eastAsia="맑은 고딕"/>
           <w:b/>
-          <w:sz w:val="20"/>
+          <w:color w:val="4B5563"/>
+          <w:sz w:val="22"/>
         </w:rPr>
-        <w:t>■ 위치 : 704</w:t>
-        <w:br/>
-      </w:r>
-      <w:r>
-        <w:rPr w:rFonts="맑은 고딕">
-          <w:rFonts w:ascii="맑은 고딕" w:hAnsi="맑은 고딕" w:eastAsia="맑은 고딕"/>
-          <w:b/>
-          <w:sz w:val="20"/>
-        </w:rPr>
-        <w:t>■ 아티스트 : Mercedes Sosa</w:t>
-        <w:br/>
-      </w:r>
-      <w:r>
-        <w:rPr w:rFonts="맑은 고딕">
-          <w:rFonts w:ascii="맑은 고딕" w:hAnsi="맑은 고딕" w:eastAsia="맑은 고딕"/>
-          <w:b/>
-          <w:sz w:val="20"/>
-        </w:rPr>
-        <w:t>■ 앨범명 : Mercedes Sosa en Argentina (더블)</w:t>
-        <w:br/>
-      </w:r>
-      <w:r>
-        <w:rPr w:rFonts="맑은 고딕">
-          <w:rFonts w:ascii="맑은 고딕" w:hAnsi="맑은 고딕" w:eastAsia="맑은 고딕"/>
-          <w:b w:val="0"/>
-          <w:sz w:val="20"/>
-        </w:rPr>
-        <w:t>■ 음반 레이블 : Philips</w:t>
-        <w:br/>
-      </w:r>
-      <w:r>
-        <w:rPr w:rFonts="맑은 고딕">
-          <w:rFonts w:ascii="맑은 고딕" w:hAnsi="맑은 고딕" w:eastAsia="맑은 고딕"/>
-          <w:b w:val="0"/>
-          <w:sz w:val="20"/>
-        </w:rPr>
-        <w:t>■ 발매년도 : 1982</w:t>
-        <w:br/>
-      </w:r>
-      <w:r>
-        <w:rPr w:rFonts="맑은 고딕">
-          <w:rFonts w:ascii="맑은 고딕" w:hAnsi="맑은 고딕" w:eastAsia="맑은 고딕"/>
-          <w:b w:val="0"/>
-          <w:sz w:val="20"/>
-        </w:rPr>
-        <w:t>■ 장르 : 누에바 칸시온 (Nueva Canción), 라틴 아메리칸 포크 (Latin American Folk)</w:t>
-        <w:br/>
-      </w:r>
-      <w:r>
-        <w:rPr w:rFonts="맑은 고딕">
-          <w:rFonts w:ascii="맑은 고딕" w:hAnsi="맑은 고딕" w:eastAsia="맑은 고딕"/>
-          <w:b w:val="0"/>
-          <w:sz w:val="20"/>
-        </w:rPr>
-        <w:t>■ 주요 수록곡 : 1. Como la Cigarra</w:t>
-        <w:br/>
+        <w:t>위치 :  704</w:t>
       </w:r>
     </w:p>
     <w:p>
       <w:pPr>
-        <w:spacing w:after="160"/>
+        <w:spacing w:line="324" w:lineRule="auto" w:before="80" w:after="160"/>
       </w:pPr>
       <w:r>
         <w:rPr w:rFonts="맑은 고딕">
           <w:rFonts w:ascii="맑은 고딕" w:hAnsi="맑은 고딕" w:eastAsia="맑은 고딕"/>
           <w:b/>
           <w:color w:val="1F2937"/>
-          <w:sz w:val="24"/>
+          <w:sz w:val="22"/>
         </w:rPr>
-        <w:t>■ 음반 해설 및 감상 가이드</w:t>
+        <w:t xml:space="preserve">[음반 소개] </w:t>
+      </w:r>
+      <w:r>
+        <w:rPr w:rFonts="맑은 고딕">
+          <w:rFonts w:ascii="맑은 고딕" w:hAnsi="맑은 고딕" w:eastAsia="맑은 고딕"/>
+          <w:b w:val="0"/>
+          <w:sz w:val="21"/>
+        </w:rPr>
       </w:r>
     </w:p>
     <w:p>
       <w:pPr>
-        <w:spacing w:line="312" w:lineRule="auto" w:after="120"/>
+        <w:spacing w:line="324" w:lineRule="auto" w:after="120"/>
       </w:pPr>
       <w:r>
         <w:rPr w:rFonts="맑은 고딕">
@@ -108,51 +61,516 @@
           <w:b w:val="0"/>
           <w:sz w:val="21"/>
         </w:rPr>
-        <w:t>아르헨티나 민중의 안식처이자 '라틴아메리카의 목소리'로 추앙받는 메르세데스 소사(Mercedes Sosa)의 1982년 실황 음반 《Mercedes Sosa en Argentina》는 중남미 현대 음악사에서 가장 극적이면서도 숭고한 순간을 기록한 불후의 명반입니다. 군부 독재 정권의 잔혹한 탄압과 생명의 위협을 피해 유럽으로 망명해야 했던 그녀가 3년 만인 1982년 2월, 부에노스아이레스의 오페라 극장(Teatro Ópera) 무대로 돌아와 펼친 이 귀환 콘서트는 단순한 음악 공연을 넘어 민주화와 자유를 열망하던 아르헨티나 국민들에게 거대한 희망의 빛을 제시했습니다.</w:t>
+        <w:t>군부 독재의 서슬 퍼런 칼날 아래 오랜 망명 생활을 견뎌낸 '라틴 아메리카의 어머니' 메르세데스 소사가 1982년 부에노스아이레스 오페라 극장(Teatro Ópera)으로 귀환해 남긴 감격의 실황 기록입니다. 대지를 품어 안는 듯 묵직하고 숭고한 그녀의 목소리는 절망의 터널을 지나던 아르헨티나 민중에게 자유와 치유, 그리고 내일에 대한 꺼지지 않는 희망의 빛을 선사했습니다. 찰리 가르시아, 레온 히에코 등 당대 최고의 예술가들과 함께 호흡하며 저항과 연대의 미학을 완성한 이 더블 LP는 라틴 음악사를 넘어 인류 보편의 양심과 서정을 울리는 불멸의 기념비입니다.</w:t>
       </w:r>
     </w:p>
     <w:p>
       <w:pPr>
-        <w:spacing w:line="312" w:lineRule="auto" w:after="120"/>
+        <w:spacing w:line="324" w:lineRule="auto" w:before="200" w:after="80"/>
       </w:pPr>
+      <w:r>
+        <w:rPr w:rFonts="맑은 고딕">
+          <w:rFonts w:ascii="맑은 고딕" w:hAnsi="맑은 고딕" w:eastAsia="맑은 고딕"/>
+          <w:b/>
+          <w:color w:val="1E3A8A"/>
+          <w:sz w:val="24"/>
+        </w:rPr>
+        <w:t>1. 음반 데이터</w:t>
+      </w:r>
+    </w:p>
+    <w:p>
+      <w:pPr>
+        <w:spacing w:line="324" w:lineRule="auto" w:after="80"/>
+      </w:pPr>
+      <w:r>
+        <w:rPr w:rFonts="맑은 고딕">
+          <w:rFonts w:ascii="맑은 고딕" w:hAnsi="맑은 고딕" w:eastAsia="맑은 고딕"/>
+          <w:b w:val="0"/>
+          <w:color w:val="6B7280"/>
+          <w:sz w:val="21"/>
+        </w:rPr>
+        <w:t xml:space="preserve">· </w:t>
+      </w:r>
+      <w:r>
+        <w:rPr w:rFonts="맑은 고딕">
+          <w:rFonts w:ascii="맑은 고딕" w:hAnsi="맑은 고딕" w:eastAsia="맑은 고딕"/>
+          <w:b/>
+          <w:color w:val="1F2937"/>
+          <w:sz w:val="21"/>
+        </w:rPr>
+        <w:t xml:space="preserve">앨범명: </w:t>
+      </w:r>
       <w:r>
         <w:rPr w:rFonts="맑은 고딕">
           <w:rFonts w:ascii="맑은 고딕" w:hAnsi="맑은 고딕" w:eastAsia="맑은 고딕"/>
           <w:b w:val="0"/>
           <w:sz w:val="21"/>
         </w:rPr>
-        <w:t>더블 LP의 넓은 스펙트럼에 담긴 이 음반은 소사의 깊고 웅장한 알토 보컬이 지닌 독보적인 울림과 감화력을 여실히 보여줍니다. 민중의 삶과 저항을 노래하는 '누에바 칸시온(새로운 노래)' 운동의 거장답게, 그녀는 라틴아메리카 전통 아쿠스틱 악기와 현대적인 합주 위에 한층 깊어진 인생의 통찰을 실어 보냅니다. 특히 찰리 가르시아(Charly García), 레온 히에코(León Gieco) 등 당대 아르헨티나의 청년 음악가들과 함께한 협연은 독재의 그늘 속에서도 예술적 연대를 놓지 않았던 아티스트들의 절절한 고백이자 감동적인 하모니를 선사합니다.</w:t>
+        <w:t>Mercedes Sosa en Argentina (더블)</w:t>
       </w:r>
     </w:p>
     <w:p>
       <w:pPr>
-        <w:spacing w:line="312" w:lineRule="auto" w:after="120"/>
+        <w:spacing w:line="324" w:lineRule="auto" w:after="80"/>
       </w:pPr>
+      <w:r>
+        <w:rPr w:rFonts="맑은 고딕">
+          <w:rFonts w:ascii="맑은 고딕" w:hAnsi="맑은 고딕" w:eastAsia="맑은 고딕"/>
+          <w:b w:val="0"/>
+          <w:color w:val="6B7280"/>
+          <w:sz w:val="21"/>
+        </w:rPr>
+        <w:t xml:space="preserve">· </w:t>
+      </w:r>
+      <w:r>
+        <w:rPr w:rFonts="맑은 고딕">
+          <w:rFonts w:ascii="맑은 고딕" w:hAnsi="맑은 고딕" w:eastAsia="맑은 고딕"/>
+          <w:b/>
+          <w:color w:val="1F2937"/>
+          <w:sz w:val="21"/>
+        </w:rPr>
+        <w:t xml:space="preserve">아티스트: </w:t>
+      </w:r>
       <w:r>
         <w:rPr w:rFonts="맑은 고딕">
           <w:rFonts w:ascii="맑은 고딕" w:hAnsi="맑은 고딕" w:eastAsia="맑은 고딕"/>
           <w:b w:val="0"/>
           <w:sz w:val="21"/>
         </w:rPr>
-        <w:t>수록곡들은 시대의 아픔을 보듬는 숭고한 치유의 송가들로 채워져 있습니다. 수차례의 불행과 억압 속에서도 다시 일어서 노래하는 자신의 삶을 매미에 비유한 &lt;Como la Cigarra(매미처럼)&gt;와, 세상의 불의와 전쟁에 무감각해지지 않기를 성스럽게 기도하는 &lt;Solo le Pido a Dios(신께 기도하노라)&gt;는 청중들의 눈물 어린 환호와 어우러져 듣는 이의 가슴을 깊게 흔듭니다. 또한 비올레타 파라의 명곡 &lt;Gracias a la Vida(인생에 감사하며)&gt;와 시적인 애상이 서린 &lt;Alfonsina y el Mar(알폰시나와 바다)&gt;에서 보여주는 서정적이면서도 당당한 품격은 이 음반을 라이브 포크 앨범의 최고봉으로 올리기에 부족함이 없습니다.</w:t>
+        <w:t>Mercedes Sosa (메르세데스 소사)</w:t>
       </w:r>
     </w:p>
     <w:p>
       <w:pPr>
-        <w:spacing w:line="312" w:lineRule="auto" w:after="120"/>
+        <w:spacing w:line="324" w:lineRule="auto" w:after="80"/>
       </w:pPr>
+      <w:r>
+        <w:rPr w:rFonts="맑은 고딕">
+          <w:rFonts w:ascii="맑은 고딕" w:hAnsi="맑은 고딕" w:eastAsia="맑은 고딕"/>
+          <w:b w:val="0"/>
+          <w:color w:val="6B7280"/>
+          <w:sz w:val="21"/>
+        </w:rPr>
+        <w:t xml:space="preserve">· </w:t>
+      </w:r>
+      <w:r>
+        <w:rPr w:rFonts="맑은 고딕">
+          <w:rFonts w:ascii="맑은 고딕" w:hAnsi="맑은 고딕" w:eastAsia="맑은 고딕"/>
+          <w:b/>
+          <w:color w:val="1F2937"/>
+          <w:sz w:val="21"/>
+        </w:rPr>
+        <w:t xml:space="preserve">발매 정보: </w:t>
+      </w:r>
       <w:r>
         <w:rPr w:rFonts="맑은 고딕">
           <w:rFonts w:ascii="맑은 고딕" w:hAnsi="맑은 고딕" w:eastAsia="맑은 고딕"/>
           <w:b w:val="0"/>
           <w:sz w:val="21"/>
         </w:rPr>
-        <w:t>LP 음반의 아날로그 질감으로 감상하는 이 실황 녹음은 당시 오페라 극장을 가득 채웠던 환희와 소름 돋는 공기, 그리고 시대의 숨결을 가장 생생하게 재생해 냅니다. 폭정 앞에서도 굴하지 않고 오직 노래의 힘으로 시대의 상처를 안아주었던 메르세데스 소사의 뜨거운 보컬은 오늘날에도 여전히 깊은 울림과 위로를 건네며, 음악이 가진 가장 위대한 힘이 무엇인지를 증명하고 있습니다.</w:t>
+        <w:t>1982년 필립스(Philips) 레이블을 통해 발매된 2LP 라이브 실황 음반으로, 3년간의 고통스러운 망명 끝에 조국 땅을 다시 밟은 역사적인 복귀 콘서트를 생생히 담아낸 작품입니다.</w:t>
+      </w:r>
+    </w:p>
+    <w:p>
+      <w:pPr>
+        <w:spacing w:line="324" w:lineRule="auto" w:after="80"/>
+      </w:pPr>
+      <w:r>
+        <w:rPr w:rFonts="맑은 고딕">
+          <w:rFonts w:ascii="맑은 고딕" w:hAnsi="맑은 고딕" w:eastAsia="맑은 고딕"/>
+          <w:b w:val="0"/>
+          <w:color w:val="6B7280"/>
+          <w:sz w:val="21"/>
+        </w:rPr>
+        <w:t xml:space="preserve">· </w:t>
+      </w:r>
+      <w:r>
+        <w:rPr w:rFonts="맑은 고딕">
+          <w:rFonts w:ascii="맑은 고딕" w:hAnsi="맑은 고딕" w:eastAsia="맑은 고딕"/>
+          <w:b/>
+          <w:color w:val="1F2937"/>
+          <w:sz w:val="21"/>
+        </w:rPr>
+        <w:t xml:space="preserve">LP 인기도(판매량): </w:t>
+      </w:r>
+      <w:r>
+        <w:rPr w:rFonts="맑은 고딕">
+          <w:rFonts w:ascii="맑은 고딕" w:hAnsi="맑은 고딕" w:eastAsia="맑은 고딕"/>
+          <w:b w:val="0"/>
+          <w:sz w:val="21"/>
+        </w:rPr>
+        <w:t>발매 직후 기록적인 판매고를 올리며 아르헨티나 전역에서 플래티넘을 달성하였고, 남미 전역 및 유럽의 월드 뮤직 애호가들 사이에서도 폭발적인 반향을 일으키며 라틴 음반 역사상 가장 성공적인 실황 더블 앨범 중 하나로 자리매김했습니다.</w:t>
+      </w:r>
+    </w:p>
+    <w:p>
+      <w:pPr>
+        <w:spacing w:line="324" w:lineRule="auto" w:after="80"/>
+      </w:pPr>
+      <w:r>
+        <w:rPr w:rFonts="맑은 고딕">
+          <w:rFonts w:ascii="맑은 고딕" w:hAnsi="맑은 고딕" w:eastAsia="맑은 고딕"/>
+          <w:b w:val="0"/>
+          <w:color w:val="6B7280"/>
+          <w:sz w:val="21"/>
+        </w:rPr>
+        <w:t xml:space="preserve">· </w:t>
+      </w:r>
+      <w:r>
+        <w:rPr w:rFonts="맑은 고딕">
+          <w:rFonts w:ascii="맑은 고딕" w:hAnsi="맑은 고딕" w:eastAsia="맑은 고딕"/>
+          <w:b/>
+          <w:color w:val="1F2937"/>
+          <w:sz w:val="21"/>
+        </w:rPr>
+        <w:t xml:space="preserve">각종 수상경력: </w:t>
+      </w:r>
+      <w:r>
+        <w:rPr w:rFonts="맑은 고딕">
+          <w:rFonts w:ascii="맑은 고딕" w:hAnsi="맑은 고딕" w:eastAsia="맑은 고딕"/>
+          <w:b w:val="0"/>
+          <w:sz w:val="21"/>
+        </w:rPr>
+        <w:t>롤링스톤 라틴 아메리카 및 주요 음악 비평지에서 '역대 가장 위대한 남미 라이브 명반'으로 선정되었으며, 시대를 초월한 문화유산으로서 절대적인 권위를 인정받고 있습니다.</w:t>
+      </w:r>
+    </w:p>
+    <w:p>
+      <w:pPr>
+        <w:spacing w:line="324" w:lineRule="auto" w:before="200" w:after="80"/>
+      </w:pPr>
+      <w:r>
+        <w:rPr w:rFonts="맑은 고딕">
+          <w:rFonts w:ascii="맑은 고딕" w:hAnsi="맑은 고딕" w:eastAsia="맑은 고딕"/>
+          <w:b/>
+          <w:color w:val="1E3A8A"/>
+          <w:sz w:val="24"/>
+        </w:rPr>
+        <w:t>2. 아티스트 정보</w:t>
+      </w:r>
+    </w:p>
+    <w:p>
+      <w:pPr>
+        <w:spacing w:line="324" w:lineRule="auto" w:after="80"/>
+      </w:pPr>
+      <w:r>
+        <w:rPr w:rFonts="맑은 고딕">
+          <w:rFonts w:ascii="맑은 고딕" w:hAnsi="맑은 고딕" w:eastAsia="맑은 고딕"/>
+          <w:b w:val="0"/>
+          <w:color w:val="6B7280"/>
+          <w:sz w:val="21"/>
+        </w:rPr>
+        <w:t xml:space="preserve">· </w:t>
+      </w:r>
+      <w:r>
+        <w:rPr w:rFonts="맑은 고딕">
+          <w:rFonts w:ascii="맑은 고딕" w:hAnsi="맑은 고딕" w:eastAsia="맑은 고딕"/>
+          <w:b/>
+          <w:color w:val="1F2937"/>
+          <w:sz w:val="21"/>
+        </w:rPr>
+        <w:t xml:space="preserve">국적: </w:t>
+      </w:r>
+      <w:r>
+        <w:rPr w:rFonts="맑은 고딕">
+          <w:rFonts w:ascii="맑은 고딕" w:hAnsi="맑은 고딕" w:eastAsia="맑은 고딕"/>
+          <w:b w:val="0"/>
+          <w:sz w:val="21"/>
+        </w:rPr>
+        <w:t>아르헨티나</w:t>
+      </w:r>
+    </w:p>
+    <w:p>
+      <w:pPr>
+        <w:spacing w:line="324" w:lineRule="auto" w:after="80"/>
+      </w:pPr>
+      <w:r>
+        <w:rPr w:rFonts="맑은 고딕">
+          <w:rFonts w:ascii="맑은 고딕" w:hAnsi="맑은 고딕" w:eastAsia="맑은 고딕"/>
+          <w:b w:val="0"/>
+          <w:color w:val="6B7280"/>
+          <w:sz w:val="21"/>
+        </w:rPr>
+        <w:t xml:space="preserve">· </w:t>
+      </w:r>
+      <w:r>
+        <w:rPr w:rFonts="맑은 고딕">
+          <w:rFonts w:ascii="맑은 고딕" w:hAnsi="맑은 고딕" w:eastAsia="맑은 고딕"/>
+          <w:b/>
+          <w:color w:val="1F2937"/>
+          <w:sz w:val="21"/>
+        </w:rPr>
+        <w:t xml:space="preserve">생몰년도: </w:t>
+      </w:r>
+      <w:r>
+        <w:rPr w:rFonts="맑은 고딕">
+          <w:rFonts w:ascii="맑은 고딕" w:hAnsi="맑은 고딕" w:eastAsia="맑은 고딕"/>
+          <w:b w:val="0"/>
+          <w:sz w:val="21"/>
+        </w:rPr>
+        <w:t>1935년 7월 9일 ~ 2009년 10월 4일</w:t>
+      </w:r>
+    </w:p>
+    <w:p>
+      <w:pPr>
+        <w:spacing w:line="324" w:lineRule="auto" w:after="80"/>
+      </w:pPr>
+      <w:r>
+        <w:rPr w:rFonts="맑은 고딕">
+          <w:rFonts w:ascii="맑은 고딕" w:hAnsi="맑은 고딕" w:eastAsia="맑은 고딕"/>
+          <w:b w:val="0"/>
+          <w:color w:val="6B7280"/>
+          <w:sz w:val="21"/>
+        </w:rPr>
+        <w:t xml:space="preserve">· </w:t>
+      </w:r>
+      <w:r>
+        <w:rPr w:rFonts="맑은 고딕">
+          <w:rFonts w:ascii="맑은 고딕" w:hAnsi="맑은 고딕" w:eastAsia="맑은 고딕"/>
+          <w:b/>
+          <w:color w:val="1F2937"/>
+          <w:sz w:val="21"/>
+        </w:rPr>
+        <w:t xml:space="preserve">그룹 소속: </w:t>
+      </w:r>
+      <w:r>
+        <w:rPr w:rFonts="맑은 고딕">
+          <w:rFonts w:ascii="맑은 고딕" w:hAnsi="맑은 고딕" w:eastAsia="맑은 고딕"/>
+          <w:b w:val="0"/>
+          <w:sz w:val="21"/>
+        </w:rPr>
+        <w:t>솔로</w:t>
+      </w:r>
+    </w:p>
+    <w:p>
+      <w:pPr>
+        <w:spacing w:line="324" w:lineRule="auto" w:after="80"/>
+      </w:pPr>
+      <w:r>
+        <w:rPr w:rFonts="맑은 고딕">
+          <w:rFonts w:ascii="맑은 고딕" w:hAnsi="맑은 고딕" w:eastAsia="맑은 고딕"/>
+          <w:b w:val="0"/>
+          <w:color w:val="6B7280"/>
+          <w:sz w:val="21"/>
+        </w:rPr>
+        <w:t xml:space="preserve">· </w:t>
+      </w:r>
+      <w:r>
+        <w:rPr w:rFonts="맑은 고딕">
+          <w:rFonts w:ascii="맑은 고딕" w:hAnsi="맑은 고딕" w:eastAsia="맑은 고딕"/>
+          <w:b/>
+          <w:color w:val="1F2937"/>
+          <w:sz w:val="21"/>
+        </w:rPr>
+        <w:t xml:space="preserve">아티스트 소개: </w:t>
+      </w:r>
+      <w:r>
+        <w:rPr w:rFonts="맑은 고딕">
+          <w:rFonts w:ascii="맑은 고딕" w:hAnsi="맑은 고딕" w:eastAsia="맑은 고딕"/>
+          <w:b w:val="0"/>
+          <w:sz w:val="21"/>
+        </w:rPr>
+        <w:t>'목소리 없는 자들의 목소리'로 추앙받은 메르세데스 소사는 라틴 아메리카의 새로운 노래 운동인 '누에바 칸시온(Nueva Canción)'을 이끈 독보적인 음유시인입니다. 안데스의 흙냄새와 대지의 온기를 머금은 깊은 콘트랄토 음색으로 억압받는 민중의 아픔을 위로하며 전 세계 음악사에 지울 수 없는 인도주의적 감동을 아로새겼습니다.</w:t>
+      </w:r>
+    </w:p>
+    <w:p>
+      <w:pPr>
+        <w:spacing w:line="324" w:lineRule="auto" w:before="200" w:after="80"/>
+      </w:pPr>
+      <w:r>
+        <w:rPr w:rFonts="맑은 고딕">
+          <w:rFonts w:ascii="맑은 고딕" w:hAnsi="맑은 고딕" w:eastAsia="맑은 고딕"/>
+          <w:b/>
+          <w:color w:val="1E3A8A"/>
+          <w:sz w:val="24"/>
+        </w:rPr>
+        <w:t>3. 음반 상세 분석</w:t>
+      </w:r>
+    </w:p>
+    <w:p>
+      <w:pPr>
+        <w:spacing w:line="324" w:lineRule="auto" w:after="80"/>
+      </w:pPr>
+      <w:r>
+        <w:rPr w:rFonts="맑은 고딕">
+          <w:rFonts w:ascii="맑은 고딕" w:hAnsi="맑은 고딕" w:eastAsia="맑은 고딕"/>
+          <w:b w:val="0"/>
+          <w:color w:val="6B7280"/>
+          <w:sz w:val="21"/>
+        </w:rPr>
+        <w:t xml:space="preserve">· </w:t>
+      </w:r>
+      <w:r>
+        <w:rPr w:rFonts="맑은 고딕">
+          <w:rFonts w:ascii="맑은 고딕" w:hAnsi="맑은 고딕" w:eastAsia="맑은 고딕"/>
+          <w:b/>
+          <w:color w:val="1F2937"/>
+          <w:sz w:val="21"/>
+        </w:rPr>
+        <w:t xml:space="preserve">역사적 위치: </w:t>
+      </w:r>
+      <w:r>
+        <w:rPr w:rFonts="맑은 고딕">
+          <w:rFonts w:ascii="맑은 고딕" w:hAnsi="맑은 고딕" w:eastAsia="맑은 고딕"/>
+          <w:b w:val="0"/>
+          <w:sz w:val="21"/>
+        </w:rPr>
+        <w:t>포크와 탱고, 록(Rock Nacional)의 경계를 허물며 분열되었던 아르헨티나 음악계를 하나로 통합한 위대한 예술적 전환점입니다. 단순한 공연 실황을 넘어 군부 독재의 종식을 예고하고 문화적 해방과 민주주의의 도래를 알린 현대 문화사의 찬란한 성취입니다.</w:t>
+      </w:r>
+    </w:p>
+    <w:p>
+      <w:pPr>
+        <w:spacing w:line="324" w:lineRule="auto" w:after="80"/>
+      </w:pPr>
+      <w:r>
+        <w:rPr w:rFonts="맑은 고딕">
+          <w:rFonts w:ascii="맑은 고딕" w:hAnsi="맑은 고딕" w:eastAsia="맑은 고딕"/>
+          <w:b w:val="0"/>
+          <w:color w:val="6B7280"/>
+          <w:sz w:val="21"/>
+        </w:rPr>
+        <w:t xml:space="preserve">· </w:t>
+      </w:r>
+      <w:r>
+        <w:rPr w:rFonts="맑은 고딕">
+          <w:rFonts w:ascii="맑은 고딕" w:hAnsi="맑은 고딕" w:eastAsia="맑은 고딕"/>
+          <w:b/>
+          <w:color w:val="1F2937"/>
+          <w:sz w:val="21"/>
+        </w:rPr>
+        <w:t xml:space="preserve">시대의 흔적(스토리텔링): </w:t>
+      </w:r>
+      <w:r>
+        <w:rPr w:rFonts="맑은 고딕">
+          <w:rFonts w:ascii="맑은 고딕" w:hAnsi="맑은 고딕" w:eastAsia="맑은 고딕"/>
+          <w:b w:val="0"/>
+          <w:sz w:val="21"/>
+        </w:rPr>
+        <w:t>1982년 2월, 포클랜드 전쟁 직전의 팽팽한 긴장감과 삼엄한 감시 속에서 메르세데스 소사가 무대에 올랐을 때 객석은 눈물과 감격으로 가득 찼습니다. 무대 위로 울려 퍼진 노래들은 오랜 침묵을 깨뜨리고 청춘들의 억눌린 가슴에 진정한 연대와 내면의 자유를 확인시켜 준 구원의 기도문과도 같았습니다.</w:t>
+      </w:r>
+    </w:p>
+    <w:p>
+      <w:pPr>
+        <w:spacing w:line="324" w:lineRule="auto" w:before="200" w:after="80"/>
+      </w:pPr>
+      <w:r>
+        <w:rPr w:rFonts="맑은 고딕">
+          <w:rFonts w:ascii="맑은 고딕" w:hAnsi="맑은 고딕" w:eastAsia="맑은 고딕"/>
+          <w:b/>
+          <w:color w:val="1E3A8A"/>
+          <w:sz w:val="24"/>
+        </w:rPr>
+        <w:t>4. 주요 수록곡 및 감상 제언</w:t>
+      </w:r>
+    </w:p>
+    <w:p>
+      <w:pPr>
+        <w:spacing w:line="324" w:lineRule="auto" w:after="80"/>
+      </w:pPr>
+      <w:r>
+        <w:rPr w:rFonts="맑은 고딕">
+          <w:rFonts w:ascii="맑은 고딕" w:hAnsi="맑은 고딕" w:eastAsia="맑은 고딕"/>
+          <w:b w:val="0"/>
+          <w:color w:val="6B7280"/>
+          <w:sz w:val="21"/>
+        </w:rPr>
+        <w:t xml:space="preserve">· </w:t>
+      </w:r>
+      <w:r>
+        <w:rPr w:rFonts="맑은 고딕">
+          <w:rFonts w:ascii="맑은 고딕" w:hAnsi="맑은 고딕" w:eastAsia="맑은 고딕"/>
+          <w:b/>
+          <w:color w:val="1F2937"/>
+          <w:sz w:val="21"/>
+        </w:rPr>
+        <w:t xml:space="preserve">주요 수록곡 특징: </w:t>
+      </w:r>
+      <w:r>
+        <w:rPr w:rFonts="맑은 고딕">
+          <w:rFonts w:ascii="맑은 고딕" w:hAnsi="맑은 고딕" w:eastAsia="맑은 고딕"/>
+          <w:b w:val="0"/>
+          <w:sz w:val="21"/>
+        </w:rPr>
+        <w:t>평화와 연대를 호소하는 레온 히에코와의 듀엣 ‘Solo le Pido a Dios(오직 신께 간구하노라)’는 엄숙하고도 웅장한 감동을 자아내며, 찰리 가르시아와 함께한 ‘Inconsciente Colectivo(집단 무의식)’는 세대와 장르를 초월한 숭고한 울림을 전합니다. 또한 시적인 비애의 정수를 담아낸 ‘Alfonsina y el Mar(알폰시나와 바다)’와 희망의 찬가 ‘Canción con Todos(모두를 위한 노래)’는 소사의 깊은 보컬과 청중의 호흡이 하나로 녹아들어 듣는 이의 심금을 뒤흔듭니다.</w:t>
+      </w:r>
+    </w:p>
+    <w:p>
+      <w:pPr>
+        <w:spacing w:line="324" w:lineRule="auto" w:after="80"/>
+      </w:pPr>
+      <w:r>
+        <w:rPr w:rFonts="맑은 고딕">
+          <w:rFonts w:ascii="맑은 고딕" w:hAnsi="맑은 고딕" w:eastAsia="맑은 고딕"/>
+          <w:b w:val="0"/>
+          <w:color w:val="6B7280"/>
+          <w:sz w:val="21"/>
+        </w:rPr>
+        <w:t xml:space="preserve">· </w:t>
+      </w:r>
+      <w:r>
+        <w:rPr w:rFonts="맑은 고딕">
+          <w:rFonts w:ascii="맑은 고딕" w:hAnsi="맑은 고딕" w:eastAsia="맑은 고딕"/>
+          <w:b/>
+          <w:color w:val="1F2937"/>
+          <w:sz w:val="21"/>
+        </w:rPr>
+        <w:t xml:space="preserve">빈티지 감상 제언: </w:t>
+      </w:r>
+      <w:r>
+        <w:rPr w:rFonts="맑은 고딕">
+          <w:rFonts w:ascii="맑은 고딕" w:hAnsi="맑은 고딕" w:eastAsia="맑은 고딕"/>
+          <w:b w:val="0"/>
+          <w:sz w:val="21"/>
+        </w:rPr>
+        <w:t>공연장의 자연스러운 홀 잔향과 관객들의 숨결, 그리고 묵직한 베이스 라인이 탁월하게 포착되어 있어 진공관 앰프의 두터운 질감과 궁합이 빼어납니다. 턴테이블 카트리지가 소리골을 긁으며 피워 올리는 풍성한 아날로그 배음은 메르세데스 소사의 흉성을 마치 눈앞에서 육성으로 마주하는 듯한 벅찬 현장감을 선사합니다.</w:t>
+      </w:r>
+    </w:p>
+    <w:p>
+      <w:pPr>
+        <w:spacing w:line="324" w:lineRule="auto" w:after="80"/>
+      </w:pPr>
+      <w:r>
+        <w:rPr w:rFonts="맑은 고딕">
+          <w:rFonts w:ascii="맑은 고딕" w:hAnsi="맑은 고딕" w:eastAsia="맑은 고딕"/>
+          <w:b w:val="0"/>
+          <w:color w:val="6B7280"/>
+          <w:sz w:val="21"/>
+        </w:rPr>
+        <w:t xml:space="preserve">· </w:t>
+      </w:r>
+      <w:r>
+        <w:rPr w:rFonts="맑은 고딕">
+          <w:rFonts w:ascii="맑은 고딕" w:hAnsi="맑은 고딕" w:eastAsia="맑은 고딕"/>
+          <w:b/>
+          <w:color w:val="1F2937"/>
+          <w:sz w:val="21"/>
+        </w:rPr>
+        <w:t xml:space="preserve">소장 가치: </w:t>
+      </w:r>
+      <w:r>
+        <w:rPr w:rFonts="맑은 고딕">
+          <w:rFonts w:ascii="맑은 고딕" w:hAnsi="맑은 고딕" w:eastAsia="맑은 고딕"/>
+          <w:b w:val="0"/>
+          <w:sz w:val="21"/>
+        </w:rPr>
+        <w:t>역사적 귀환의 순간을 물리적 매체로 박제한 이 더블 LP는 시대의 아픔을 예술로 승화시킨 가장 순수한 기록물입니다. 단순한 음악 감상을 넘어 한 시대의 양심과 숭고한 영혼의 소리를 온전히 소유할 수 있다는 점에서 바이닐 애호가라면 서재의 가장 빛나는 자리에 꽂아두어야 할 마스터피스입니다.</w:t>
+      </w:r>
+    </w:p>
+    <w:p>
+      <w:pPr>
+        <w:spacing w:line="324" w:lineRule="auto" w:after="120" w:before="160"/>
+      </w:pPr>
+      <w:r>
+        <w:rPr w:rFonts="맑은 고딕">
+          <w:rFonts w:ascii="맑은 고딕" w:hAnsi="맑은 고딕" w:eastAsia="맑은 고딕"/>
+          <w:b/>
+          <w:color w:val="4338CA"/>
+          <w:sz w:val="21"/>
+        </w:rPr>
+        <w:t>이 음반을 통해 대지의 품처럼 따스한 목소리로 어둠을 걷어내고 피어난 자유의 선율이 전해주는 감동을 다시 한번 경험해 보시는 것은 어떨까요?</w:t>
       </w:r>
     </w:p>
     <w:sectPr>
       <w:pgSz w:w="12240" w:h="15840"/>
-      <w:pgMar w:top="1440" w:right="1440" w:bottom="1440" w:left="1440" w:header="720" w:footer="720" w:gutter="0"/>
+      <w:pgMar w:top="1152" w:right="1296" w:bottom="1152" w:left="1296" w:header="720" w:footer="720" w:gutter="0"/>
       <w:cols w:space="720"/>
       <w:docGrid w:linePitch="360"/>
     </w:sectPr>

--- a/word_reports/LP_0239_위치_704_Mercedes Sosa_Mercedes So.docx
+++ b/word_reports/LP_0239_위치_704_Mercedes Sosa_Mercedes So.docx
@@ -32,7 +32,7 @@
     </w:p>
     <w:p>
       <w:pPr>
-        <w:spacing w:line="324" w:lineRule="auto" w:before="80" w:after="160"/>
+        <w:spacing w:line="324" w:lineRule="auto" w:before="80" w:after="120"/>
       </w:pPr>
       <w:r>
         <w:rPr w:rFonts="맑은 고딕">
@@ -42,13 +42,6 @@
           <w:sz w:val="22"/>
         </w:rPr>
         <w:t xml:space="preserve">[음반 소개] </w:t>
-      </w:r>
-      <w:r>
-        <w:rPr w:rFonts="맑은 고딕">
-          <w:rFonts w:ascii="맑은 고딕" w:hAnsi="맑은 고딕" w:eastAsia="맑은 고딕"/>
-          <w:b w:val="0"/>
-          <w:sz w:val="21"/>
-        </w:rPr>
       </w:r>
     </w:p>
     <w:p>
@@ -61,7 +54,33 @@
           <w:b w:val="0"/>
           <w:sz w:val="21"/>
         </w:rPr>
-        <w:t>군부 독재의 서슬 퍼런 칼날 아래 오랜 망명 생활을 견뎌낸 '라틴 아메리카의 어머니' 메르세데스 소사가 1982년 부에노스아이레스 오페라 극장(Teatro Ópera)으로 귀환해 남긴 감격의 실황 기록입니다. 대지를 품어 안는 듯 묵직하고 숭고한 그녀의 목소리는 절망의 터널을 지나던 아르헨티나 민중에게 자유와 치유, 그리고 내일에 대한 꺼지지 않는 희망의 빛을 선사했습니다. 찰리 가르시아, 레온 히에코 등 당대 최고의 예술가들과 함께 호흡하며 저항과 연대의 미학을 완성한 이 더블 LP는 라틴 음악사를 넘어 인류 보편의 양심과 서정을 울리는 불멸의 기념비입니다.</w:t>
+        <w:t>1982년 2월, 아르헨티나 부에노스아이레스의 테아트로 오페라(Teatro Ópera)는 인류 음악사에서 가장 숭고하고 뜨거운 눈물과 환희로 가득 차 있었습니다. 군부 독재 정권의 살해 위협과 체포, 그리고 강요된 3년여의 유럽 망명 생활을 딛고 조국의 품으로 돌아온 ‘침묵하는 이들의 목소리(La Voz de los Sin Voz)’, 메르세데스 소사가 마침내 무대에 오른 순간이었습니다. 아직 포클랜드 전쟁의 비극과 군사 정권의 서슬 퍼런 감시가 가시지 않았던 불안한 시대였지만, 그녀의 귀환은 억압받던 민중에게는 거대한 영적 구원이자 자유를 향한 불굴의 신호탄이었습니다. 이 전설적인 실황을 온전히 담아낸 더블 LP 《Mercedes Sosa en Argentina》는 단순한 콘서트 기록물을 넘어, 시대의 어둠을 찢고 솟아오른 거룩한 영혼의 송가(頌歌)입니다.</w:t>
+      </w:r>
+    </w:p>
+    <w:p>
+      <w:pPr>
+        <w:spacing w:line="324" w:lineRule="auto" w:after="120"/>
+      </w:pPr>
+      <w:r>
+        <w:rPr w:rFonts="맑은 고딕">
+          <w:rFonts w:ascii="맑은 고딕" w:hAnsi="맑은 고딕" w:eastAsia="맑은 고딕"/>
+          <w:b w:val="0"/>
+          <w:sz w:val="21"/>
+        </w:rPr>
+        <w:t>이 앨범은 누에바 칸시온(Nueva Canción, 새로운 노래 운동)의 정점이자 라틴아메리카 대중음악이 도달할 수 있는 가장 웅장한 예술적 지평을 보여줍니다. 소사는 전통 포클로레(Folklore)의 경계를 허물고, 당시 아르헨티나의 청년 문화를 대변하던 록과 대중음악의 거장들인 찰리 가르시아(Charly García), 레온 히에코(León Gieco), 아리엘 라미레스(Ariel Ramírez) 등을 무대로 불러들였습니다. 세대와 장르를 초월해 오직 ‘자유와 생명’이라는 이름 아래 하나로 결속된 이 역사적 협연은 분열된 조국을 치유하고 상처 입은 민중의 가슴을 보듬는 거대한 연대의 의식이었습니다. 그녀의 낮고 묵직한 콘트랄토 음색은 대지의 모성처럼 부드러우면서도, 폭압을 단숨에 무너뜨릴 듯한 웅혼한 힘으로 공연장을 가득 채웠습니다.</w:t>
+      </w:r>
+    </w:p>
+    <w:p>
+      <w:pPr>
+        <w:spacing w:line="324" w:lineRule="auto" w:after="120"/>
+      </w:pPr>
+      <w:r>
+        <w:rPr w:rFonts="맑은 고딕">
+          <w:rFonts w:ascii="맑은 고딕" w:hAnsi="맑은 고딕" w:eastAsia="맑은 고딕"/>
+          <w:b w:val="0"/>
+          <w:sz w:val="21"/>
+        </w:rPr>
+        <w:t>무대와 객석의 경계가 완전히 무너져 내린 채 수천 명의 관객이 흐느끼며 함께 부르는 합창은 오늘날에도 듣는 이의 심장을 세차게 흔듭니다. 턴테이블의 바늘이 소리골을 지날 때 피어오르는 열기와 박수갈채, 그리고 떨리는 목소리는 절망의 끝에서도 결코 꺾이지 않았던 인간 존엄성의 증거입니다. 삶에 대한 무한한 찬미와 조국을 향한 애틋한 사랑, 타인을 향한 따뜻한 연민이 응축된 이 앨범은 세월의 풍파 속에서도 결코 바래지 않는 숭고한 예술적 울림을 간직하고 있습니다. 그것은 클래식의 장엄함과 포크의 순수함, 그리고 대중음악의 폭발적인 감수성이 한데 어우러진 인류 문화유산의 찬란한 정수입니다.</w:t>
       </w:r>
     </w:p>
     <w:p>
@@ -168,7 +187,7 @@
           <w:b w:val="0"/>
           <w:sz w:val="21"/>
         </w:rPr>
-        <w:t>1982년 필립스(Philips) 레이블을 통해 발매된 2LP 라이브 실황 음반으로, 3년간의 고통스러운 망명 끝에 조국 땅을 다시 밟은 역사적인 복귀 콘서트를 생생히 담아낸 작품입니다.</w:t>
+        <w:t>1982년 아르헨티나 필립스(Philips) 레이블을 통해 발매된 2LP 실황 음반으로, 1982년 2월 부에노스아이레스 테아트로 오페라 극장에서 열린 역사적인 13회 연속 매진 귀환 공연 실황을 엄선하여 수록하였습니다.</w:t>
       </w:r>
     </w:p>
     <w:p>
@@ -199,7 +218,7 @@
           <w:b w:val="0"/>
           <w:sz w:val="21"/>
         </w:rPr>
-        <w:t>발매 직후 기록적인 판매고를 올리며 아르헨티나 전역에서 플래티넘을 달성하였고, 남미 전역 및 유럽의 월드 뮤직 애호가들 사이에서도 폭발적인 반향을 일으키며 라틴 음반 역사상 가장 성공적인 실황 더블 앨범 중 하나로 자리매김했습니다.</w:t>
+        <w:t>발매 직후 아르헨티나 역사상 최다 판매 음반 중 하나로 기록되었으며, 라틴아메리카 전역과 유럽 시장에 수입되어 수십만 장 이상의 경이적인 판매고를 올리며 플래티넘을 달성했습니다.</w:t>
       </w:r>
     </w:p>
     <w:p>
@@ -230,7 +249,7 @@
           <w:b w:val="0"/>
           <w:sz w:val="21"/>
         </w:rPr>
-        <w:t>롤링스톤 라틴 아메리카 및 주요 음악 비평지에서 '역대 가장 위대한 남미 라이브 명반'으로 선정되었으며, 시대를 초월한 문화유산으로서 절대적인 권위를 인정받고 있습니다.</w:t>
+        <w:t>롤링스톤 라틴아메리카 및 유수의 음악 비평지에서 ‘역사상 가장 위대한 라이브 앨범’ 중 하나로 선정되었으며, 메르세데스 소사의 음악 인생을 통틀어 가장 위대한 예술적 전환점으로 공인받고 있습니다.</w:t>
       </w:r>
     </w:p>
     <w:p>
@@ -275,7 +294,7 @@
           <w:b w:val="0"/>
           <w:sz w:val="21"/>
         </w:rPr>
-        <w:t>아르헨티나</w:t>
+        <w:t>아르헨티나 (Argentina)</w:t>
       </w:r>
     </w:p>
     <w:p>
@@ -337,7 +356,7 @@
           <w:b w:val="0"/>
           <w:sz w:val="21"/>
         </w:rPr>
-        <w:t>솔로</w:t>
+        <w:t>솔로 (Solo)</w:t>
       </w:r>
     </w:p>
     <w:p>
@@ -368,7 +387,7 @@
           <w:b w:val="0"/>
           <w:sz w:val="21"/>
         </w:rPr>
-        <w:t>'목소리 없는 자들의 목소리'로 추앙받은 메르세데스 소사는 라틴 아메리카의 새로운 노래 운동인 '누에바 칸시온(Nueva Canción)'을 이끈 독보적인 음유시인입니다. 안데스의 흙냄새와 대지의 온기를 머금은 깊은 콘트랄토 음색으로 억압받는 민중의 아픔을 위로하며 전 세계 음악사에 지울 수 없는 인도주의적 감동을 아로새겼습니다.</w:t>
+        <w:t>‘대지의 어머니(Pachamama)’이자 라틴아메리카의 양심으로 불린 세기의 보컬리스트입니다. 가난한 원주민 혈통으로 태어나 민중의 슬픔과 희망을 노래한 누에바 칸시온 운동의 기수였으며, 장엄하면서도 서정적인 콘트랄토 보이스로 전 세계 음악계에 지울 수 없는 감동과 연대의 메시지를 각인시켰습니다.</w:t>
       </w:r>
     </w:p>
     <w:p>
@@ -413,7 +432,7 @@
           <w:b w:val="0"/>
           <w:sz w:val="21"/>
         </w:rPr>
-        <w:t>포크와 탱고, 록(Rock Nacional)의 경계를 허물며 분열되었던 아르헨티나 음악계를 하나로 통합한 위대한 예술적 전환점입니다. 단순한 공연 실황을 넘어 군부 독재의 종식을 예고하고 문화적 해방과 민주주의의 도래를 알린 현대 문화사의 찬란한 성취입니다.</w:t>
+        <w:t>월드 뮤직과 팝, 포크의 역사에서 사회적 참여 예술이 대중적 완성도와 음악적 품격을 동시에 최고조로 끌어올린 불멸의 명반입니다. 전통 포클로레와 당대 아르헨티나 록(Rock Nacional)의 결합을 이끌어내며 라틴 팝의 현대적 진화를 촉발한 기념비적 작품입니다.</w:t>
       </w:r>
     </w:p>
     <w:p>
@@ -444,7 +463,7 @@
           <w:b w:val="0"/>
           <w:sz w:val="21"/>
         </w:rPr>
-        <w:t>1982년 2월, 포클랜드 전쟁 직전의 팽팽한 긴장감과 삼엄한 감시 속에서 메르세데스 소사가 무대에 올랐을 때 객석은 눈물과 감격으로 가득 찼습니다. 무대 위로 울려 퍼진 노래들은 오랜 침묵을 깨뜨리고 청춘들의 억눌린 가슴에 진정한 연대와 내면의 자유를 확인시켜 준 구원의 기도문과도 같았습니다.</w:t>
+        <w:t>군사 독재의 서슬 퍼런 검열 아래 청년들이 숨죽여 노래를 듣던 암울한 시기, 망명지에서 돌아온 소사의 목소리는 자유를 갈망하던 이들에게 한 줄기 빛이었습니다. 언제 무장 경찰이 들이닥칠지 모르는 팽팽한 긴장감 속에서 관객들이 터뜨린 함성과 눈물은 아르헨티나 민주화의 도화선이 된 시대의 공기 그 자체였습니다.</w:t>
       </w:r>
     </w:p>
     <w:p>
@@ -489,7 +508,7 @@
           <w:b w:val="0"/>
           <w:sz w:val="21"/>
         </w:rPr>
-        <w:t>평화와 연대를 호소하는 레온 히에코와의 듀엣 ‘Solo le Pido a Dios(오직 신께 간구하노라)’는 엄숙하고도 웅장한 감동을 자아내며, 찰리 가르시아와 함께한 ‘Inconsciente Colectivo(집단 무의식)’는 세대와 장르를 초월한 숭고한 울림을 전합니다. 또한 시적인 비애의 정수를 담아낸 ‘Alfonsina y el Mar(알폰시나와 바다)’와 희망의 찬가 ‘Canción con Todos(모두를 위한 노래)’는 소사의 깊은 보컬과 청중의 호흡이 하나로 녹아들어 듣는 이의 심금을 뒤흔듭니다.</w:t>
+        <w:t>삶에 대한 찬란한 감사를 고백하며 관객과의 거대한 영적 교감을 이루는 비올레타 파라의 원곡 ‘Gracias a la vida(인생이여 감사합니다)’, 아르헨티나의 아픔을 서정시로 승화시킨 ‘Solo le pido a Dios(신에게 바라건대)’, 찰리 가르시아와의 파격적 협연이 빛나는 ‘Cuando ya me empiece a quedar solos’, 그리고 희망의 연대를 노래하는 ‘Canción con todos’ 등 수록곡 전편이 가슴 벅찬 서정성과 숭고미로 넘쳐납니다.</w:t>
       </w:r>
     </w:p>
     <w:p>
@@ -520,7 +539,7 @@
           <w:b w:val="0"/>
           <w:sz w:val="21"/>
         </w:rPr>
-        <w:t>공연장의 자연스러운 홀 잔향과 관객들의 숨결, 그리고 묵직한 베이스 라인이 탁월하게 포착되어 있어 진공관 앰프의 두터운 질감과 궁합이 빼어납니다. 턴테이블 카트리지가 소리골을 긁으며 피워 올리는 풍성한 아날로그 배음은 메르세데스 소사의 흉성을 마치 눈앞에서 육성으로 마주하는 듯한 벅찬 현장감을 선사합니다.</w:t>
+        <w:t>공연장의 광활한 공간감과 관객의 숨소리, 소사의 흉성을 뚫고 나오는 배음이 풍성하게 담겨 있으므로, 진공관 앰프 특유의 두터운 중역대와 따뜻한 질감으로 감상할 때 현장의 열기가 극대화됩니다. 특히 아날로그 턴테이블의 카트리지가 긁어내는 관중들의 박수 소리와 어쿠스틱 기타의 잔향은 마치 1982년 부에노스아이레스의 오페라 극장 한가운데 앉아 있는 듯한 벅찬 공감각적 착시를 선사합니다.</w:t>
       </w:r>
     </w:p>
     <w:p>
@@ -551,7 +570,7 @@
           <w:b w:val="0"/>
           <w:sz w:val="21"/>
         </w:rPr>
-        <w:t>역사적 귀환의 순간을 물리적 매체로 박제한 이 더블 LP는 시대의 아픔을 예술로 승화시킨 가장 순수한 기록물입니다. 단순한 음악 감상을 넘어 한 시대의 양심과 숭고한 영혼의 소리를 온전히 소유할 수 있다는 점에서 바이닐 애호가라면 서재의 가장 빛나는 자리에 꽂아두어야 할 마스터피스입니다.</w:t>
+        <w:t>역사적 사건의 현장을 원초적인 아날로그 그루브로 고스란히 봉인한 더블 LP로서, 라틴 포크와 월드 뮤직 애호가는 물론 음악을 통해 인간의 존엄을 되새기고자 하는 모든 진지한 LP 컬렉터들에게 대체 불가능한 최고의 마스터피스입니다.</w:t>
       </w:r>
     </w:p>
     <w:p>
@@ -565,7 +584,7 @@
           <w:color w:val="4338CA"/>
           <w:sz w:val="21"/>
         </w:rPr>
-        <w:t>이 음반을 통해 대지의 품처럼 따스한 목소리로 어둠을 걷어내고 피어난 자유의 선율이 전해주는 감동을 다시 한번 경험해 보시는 것은 어떨까요?</w:t>
+        <w:t>이 음반을 통해 어둠을 이겨낸 위대한 목소리가 전해주는 감동을 다시 한번 경험해 보시는 것은 어떨까요?</w:t>
       </w:r>
     </w:p>
     <w:sectPr>
